--- a/data/outputs/v2/Maths/SS1.1_Real_Numbers/Mathematics_Real_Numbers_SummaryTable.docx
+++ b/data/outputs/v2/Maths/SS1.1_Real_Numbers/Mathematics_Real_Numbers_SummaryTable.docx
@@ -38,6 +38,177 @@
           <w:szCs w:val="22"/>
         </w:rPr>
         <w:t xml:space="preserve">Sub-Strand 1.1: Real Numbers — Teacher Reference (Pre-filled)</w:t>
+      </w:r>
+    </w:p>
+    <w:p>
+      <w:pPr>
+        <w:spacing w:after="80" w:before="120"/>
+      </w:pPr>
+      <w:r>
+        <w:rPr>
+          <w:rFonts w:ascii="Arial" w:cs="Arial" w:eastAsia="Arial" w:hAnsi="Arial"/>
+          <w:b/>
+          <w:bCs/>
+          <w:color w:val="1F3864"/>
+          <w:sz w:val="20"/>
+          <w:szCs w:val="20"/>
+        </w:rPr>
+        <w:t xml:space="preserve">ATTRIBUTION AND LICENSING</w:t>
+      </w:r>
+    </w:p>
+    <w:p>
+      <w:pPr>
+        <w:spacing w:after="60" w:before="0"/>
+      </w:pPr>
+      <w:r>
+        <w:rPr>
+          <w:rFonts w:ascii="Arial" w:cs="Arial" w:eastAsia="Arial" w:hAnsi="Arial"/>
+          <w:b/>
+          <w:bCs/>
+          <w:sz w:val="17"/>
+          <w:szCs w:val="17"/>
+        </w:rPr>
+        <w:t xml:space="preserve">Curriculum Alignment: </w:t>
+      </w:r>
+      <w:r>
+        <w:rPr>
+          <w:rFonts w:ascii="Arial" w:cs="Arial" w:eastAsia="Arial" w:hAnsi="Arial"/>
+          <w:sz w:val="17"/>
+          <w:szCs w:val="17"/>
+        </w:rPr>
+        <w:t xml:space="preserve">Structured in pedagogical alignment with the competence-based curriculum format and learning outcomes established by the Kenya Institute of Curriculum Development (KICD). This material is independently developed and is not officially endorsed or published by KICD.</w:t>
+      </w:r>
+    </w:p>
+    <w:p>
+      <w:pPr>
+        <w:spacing w:after="60" w:before="0"/>
+      </w:pPr>
+      <w:r>
+        <w:rPr>
+          <w:rFonts w:ascii="Arial" w:cs="Arial" w:eastAsia="Arial" w:hAnsi="Arial"/>
+          <w:b/>
+          <w:bCs/>
+          <w:sz w:val="17"/>
+          <w:szCs w:val="17"/>
+        </w:rPr>
+        <w:t xml:space="preserve">Content &amp; Pedagogy: </w:t>
+      </w:r>
+      <w:r>
+        <w:rPr>
+          <w:rFonts w:ascii="Arial" w:cs="Arial" w:eastAsia="Arial" w:hAnsi="Arial"/>
+          <w:sz w:val="17"/>
+          <w:szCs w:val="17"/>
+        </w:rPr>
+        <w:t xml:space="preserve">Developed and adapted by the educator team at SeaVuria (registered 501(c)(3) in the United States and registered NGO in Kenya, No. 872-850A-BF11), who designed the pedagogical framework, lesson templates and exemplar lessons on which this material is based.</w:t>
+      </w:r>
+    </w:p>
+    <w:p>
+      <w:pPr>
+        <w:spacing w:after="60" w:before="0"/>
+      </w:pPr>
+      <w:r>
+        <w:rPr>
+          <w:rFonts w:ascii="Arial" w:cs="Arial" w:eastAsia="Arial" w:hAnsi="Arial"/>
+          <w:b/>
+          <w:bCs/>
+          <w:sz w:val="17"/>
+          <w:szCs w:val="17"/>
+        </w:rPr>
+        <w:t xml:space="preserve">Production &amp; Layout: </w:t>
+      </w:r>
+      <w:r>
+        <w:rPr>
+          <w:rFonts w:ascii="Arial" w:cs="Arial" w:eastAsia="Arial" w:hAnsi="Arial"/>
+          <w:sz w:val="17"/>
+          <w:szCs w:val="17"/>
+        </w:rPr>
+        <w:t xml:space="preserve">Educational design and curriculum sequencing by SeaVuria. Technical layout, structural formatting, and digital optimization/implementation executed in partnership with ARES Education (registered 501(c)(3) in the United States and Canada (as Afretech Aid) and registered NGO in Kenya), with lesson drafting and compilation assisted by AI (Claude, Anthropic).</w:t>
+      </w:r>
+    </w:p>
+    <w:p>
+      <w:pPr>
+        <w:pBdr>
+          <w:bottom w:val="single" w:color="1F3864" w:sz="6" w:space="6"/>
+        </w:pBdr>
+        <w:spacing w:after="60" w:before="0"/>
+      </w:pPr>
+      <w:r>
+        <w:rPr>
+          <w:rFonts w:ascii="Arial" w:cs="Arial" w:eastAsia="Arial" w:hAnsi="Arial"/>
+          <w:b/>
+          <w:bCs/>
+          <w:sz w:val="17"/>
+          <w:szCs w:val="17"/>
+        </w:rPr>
+        <w:t xml:space="preserve">Licensing &amp; Copyright: </w:t>
+      </w:r>
+      <w:r>
+        <w:rPr>
+          <w:rFonts w:ascii="Arial" w:cs="Arial" w:eastAsia="Arial" w:hAnsi="Arial"/>
+          <w:sz w:val="17"/>
+          <w:szCs w:val="17"/>
+        </w:rPr>
+        <w:t xml:space="preserve">© 2026 SeaVuria and ARES. This work is licensed under a </w:t>
+      </w:r>
+      <w:hyperlink w:history="1" r:id="rIdmznh9abpkgcrnxq-b1cxh">
+        <w:r>
+          <w:rPr>
+            <w:rFonts w:ascii="Arial" w:cs="Arial" w:eastAsia="Arial" w:hAnsi="Arial"/>
+            <w:color w:val="1F6B75"/>
+            <w:sz w:val="17"/>
+            <w:szCs w:val="17"/>
+            <w:u w:val="single" w:color="1F6B75"/>
+          </w:rPr>
+          <w:t xml:space="preserve">Creative Commons Attribution-NonCommercial 4.0 International License</w:t>
+        </w:r>
+      </w:hyperlink>
+      <w:r>
+        <w:rPr>
+          <w:rFonts w:ascii="Arial" w:cs="Arial" w:eastAsia="Arial" w:hAnsi="Arial"/>
+          <w:sz w:val="17"/>
+          <w:szCs w:val="17"/>
+        </w:rPr>
+        <w:t xml:space="preserve"> (</w:t>
+      </w:r>
+      <w:hyperlink w:history="1" r:id="rIdtu-czjgpuceqjxw1rz-ns">
+        <w:r>
+          <w:rPr>
+            <w:rFonts w:ascii="Arial" w:cs="Arial" w:eastAsia="Arial" w:hAnsi="Arial"/>
+            <w:color w:val="1F6B75"/>
+            <w:sz w:val="17"/>
+            <w:szCs w:val="17"/>
+            <w:u w:val="single" w:color="1F6B75"/>
+          </w:rPr>
+          <w:t xml:space="preserve">CC BY-NC 4.0</w:t>
+        </w:r>
+      </w:hyperlink>
+      <w:r>
+        <w:rPr>
+          <w:rFonts w:ascii="Arial" w:cs="Arial" w:eastAsia="Arial" w:hAnsi="Arial"/>
+          <w:sz w:val="17"/>
+          <w:szCs w:val="17"/>
+        </w:rPr>
+        <w:t xml:space="preserve">). To view a copy of this license, visit </w:t>
+      </w:r>
+      <w:hyperlink w:history="1" r:id="rId-pjqaaec2mwttqn0xfxdm">
+        <w:r>
+          <w:rPr>
+            <w:rFonts w:ascii="Arial" w:cs="Arial" w:eastAsia="Arial" w:hAnsi="Arial"/>
+            <w:color w:val="1F6B75"/>
+            <w:sz w:val="17"/>
+            <w:szCs w:val="17"/>
+            <w:u w:val="single" w:color="1F6B75"/>
+          </w:rPr>
+          <w:t xml:space="preserve">https://creativecommons.org/licenses/by-nc/4.0/</w:t>
+        </w:r>
+      </w:hyperlink>
+      <w:r>
+        <w:rPr>
+          <w:rFonts w:ascii="Arial" w:cs="Arial" w:eastAsia="Arial" w:hAnsi="Arial"/>
+          <w:sz w:val="17"/>
+          <w:szCs w:val="17"/>
+        </w:rPr>
+        <w:t xml:space="preserve">. You are free to copy, redistribute, and adapt this material in any medium or format, provided appropriate credit is given and the material is not used for commercial purposes. KICD learning outcomes and curriculum designations reproduced here for alignment purposes remain the property of KICD and are not covered by this license. Linked external resources (e.g. CK-12, Khan Academy, PhET) are subject to their own licenses.</w:t>
       </w:r>
     </w:p>
     <w:p>

--- a/data/outputs/v2/Maths/SS1.1_Real_Numbers/Mathematics_Real_Numbers_SummaryTable.docx
+++ b/data/outputs/v2/Maths/SS1.1_Real_Numbers/Mathematics_Real_Numbers_SummaryTable.docx
@@ -38,177 +38,6 @@
           <w:szCs w:val="22"/>
         </w:rPr>
         <w:t xml:space="preserve">Sub-Strand 1.1: Real Numbers — Teacher Reference (Pre-filled)</w:t>
-      </w:r>
-    </w:p>
-    <w:p>
-      <w:pPr>
-        <w:spacing w:after="80" w:before="120"/>
-      </w:pPr>
-      <w:r>
-        <w:rPr>
-          <w:rFonts w:ascii="Arial" w:cs="Arial" w:eastAsia="Arial" w:hAnsi="Arial"/>
-          <w:b/>
-          <w:bCs/>
-          <w:color w:val="1F3864"/>
-          <w:sz w:val="20"/>
-          <w:szCs w:val="20"/>
-        </w:rPr>
-        <w:t xml:space="preserve">ATTRIBUTION AND LICENSING</w:t>
-      </w:r>
-    </w:p>
-    <w:p>
-      <w:pPr>
-        <w:spacing w:after="60" w:before="0"/>
-      </w:pPr>
-      <w:r>
-        <w:rPr>
-          <w:rFonts w:ascii="Arial" w:cs="Arial" w:eastAsia="Arial" w:hAnsi="Arial"/>
-          <w:b/>
-          <w:bCs/>
-          <w:sz w:val="17"/>
-          <w:szCs w:val="17"/>
-        </w:rPr>
-        <w:t xml:space="preserve">Curriculum Alignment: </w:t>
-      </w:r>
-      <w:r>
-        <w:rPr>
-          <w:rFonts w:ascii="Arial" w:cs="Arial" w:eastAsia="Arial" w:hAnsi="Arial"/>
-          <w:sz w:val="17"/>
-          <w:szCs w:val="17"/>
-        </w:rPr>
-        <w:t xml:space="preserve">Structured in pedagogical alignment with the competence-based curriculum format and learning outcomes established by the Kenya Institute of Curriculum Development (KICD). This material is independently developed and is not officially endorsed or published by KICD.</w:t>
-      </w:r>
-    </w:p>
-    <w:p>
-      <w:pPr>
-        <w:spacing w:after="60" w:before="0"/>
-      </w:pPr>
-      <w:r>
-        <w:rPr>
-          <w:rFonts w:ascii="Arial" w:cs="Arial" w:eastAsia="Arial" w:hAnsi="Arial"/>
-          <w:b/>
-          <w:bCs/>
-          <w:sz w:val="17"/>
-          <w:szCs w:val="17"/>
-        </w:rPr>
-        <w:t xml:space="preserve">Content &amp; Pedagogy: </w:t>
-      </w:r>
-      <w:r>
-        <w:rPr>
-          <w:rFonts w:ascii="Arial" w:cs="Arial" w:eastAsia="Arial" w:hAnsi="Arial"/>
-          <w:sz w:val="17"/>
-          <w:szCs w:val="17"/>
-        </w:rPr>
-        <w:t xml:space="preserve">Developed and adapted by the educator team at SeaVuria (registered 501(c)(3) in the United States and registered NGO in Kenya, No. 872-850A-BF11), who designed the pedagogical framework, lesson templates and exemplar lessons on which this material is based.</w:t>
-      </w:r>
-    </w:p>
-    <w:p>
-      <w:pPr>
-        <w:spacing w:after="60" w:before="0"/>
-      </w:pPr>
-      <w:r>
-        <w:rPr>
-          <w:rFonts w:ascii="Arial" w:cs="Arial" w:eastAsia="Arial" w:hAnsi="Arial"/>
-          <w:b/>
-          <w:bCs/>
-          <w:sz w:val="17"/>
-          <w:szCs w:val="17"/>
-        </w:rPr>
-        <w:t xml:space="preserve">Production &amp; Layout: </w:t>
-      </w:r>
-      <w:r>
-        <w:rPr>
-          <w:rFonts w:ascii="Arial" w:cs="Arial" w:eastAsia="Arial" w:hAnsi="Arial"/>
-          <w:sz w:val="17"/>
-          <w:szCs w:val="17"/>
-        </w:rPr>
-        <w:t xml:space="preserve">Educational design and curriculum sequencing by SeaVuria. Technical layout, structural formatting, and digital optimization/implementation executed in partnership with ARES Education (registered 501(c)(3) in the United States and Canada (as Afretech Aid) and registered NGO in Kenya), with lesson drafting and compilation assisted by AI (Claude, Anthropic).</w:t>
-      </w:r>
-    </w:p>
-    <w:p>
-      <w:pPr>
-        <w:pBdr>
-          <w:bottom w:val="single" w:color="1F3864" w:sz="6" w:space="6"/>
-        </w:pBdr>
-        <w:spacing w:after="60" w:before="0"/>
-      </w:pPr>
-      <w:r>
-        <w:rPr>
-          <w:rFonts w:ascii="Arial" w:cs="Arial" w:eastAsia="Arial" w:hAnsi="Arial"/>
-          <w:b/>
-          <w:bCs/>
-          <w:sz w:val="17"/>
-          <w:szCs w:val="17"/>
-        </w:rPr>
-        <w:t xml:space="preserve">Licensing &amp; Copyright: </w:t>
-      </w:r>
-      <w:r>
-        <w:rPr>
-          <w:rFonts w:ascii="Arial" w:cs="Arial" w:eastAsia="Arial" w:hAnsi="Arial"/>
-          <w:sz w:val="17"/>
-          <w:szCs w:val="17"/>
-        </w:rPr>
-        <w:t xml:space="preserve">© 2026 SeaVuria and ARES. This work is licensed under a </w:t>
-      </w:r>
-      <w:hyperlink w:history="1" r:id="rIdmznh9abpkgcrnxq-b1cxh">
-        <w:r>
-          <w:rPr>
-            <w:rFonts w:ascii="Arial" w:cs="Arial" w:eastAsia="Arial" w:hAnsi="Arial"/>
-            <w:color w:val="1F6B75"/>
-            <w:sz w:val="17"/>
-            <w:szCs w:val="17"/>
-            <w:u w:val="single" w:color="1F6B75"/>
-          </w:rPr>
-          <w:t xml:space="preserve">Creative Commons Attribution-NonCommercial 4.0 International License</w:t>
-        </w:r>
-      </w:hyperlink>
-      <w:r>
-        <w:rPr>
-          <w:rFonts w:ascii="Arial" w:cs="Arial" w:eastAsia="Arial" w:hAnsi="Arial"/>
-          <w:sz w:val="17"/>
-          <w:szCs w:val="17"/>
-        </w:rPr>
-        <w:t xml:space="preserve"> (</w:t>
-      </w:r>
-      <w:hyperlink w:history="1" r:id="rIdtu-czjgpuceqjxw1rz-ns">
-        <w:r>
-          <w:rPr>
-            <w:rFonts w:ascii="Arial" w:cs="Arial" w:eastAsia="Arial" w:hAnsi="Arial"/>
-            <w:color w:val="1F6B75"/>
-            <w:sz w:val="17"/>
-            <w:szCs w:val="17"/>
-            <w:u w:val="single" w:color="1F6B75"/>
-          </w:rPr>
-          <w:t xml:space="preserve">CC BY-NC 4.0</w:t>
-        </w:r>
-      </w:hyperlink>
-      <w:r>
-        <w:rPr>
-          <w:rFonts w:ascii="Arial" w:cs="Arial" w:eastAsia="Arial" w:hAnsi="Arial"/>
-          <w:sz w:val="17"/>
-          <w:szCs w:val="17"/>
-        </w:rPr>
-        <w:t xml:space="preserve">). To view a copy of this license, visit </w:t>
-      </w:r>
-      <w:hyperlink w:history="1" r:id="rId-pjqaaec2mwttqn0xfxdm">
-        <w:r>
-          <w:rPr>
-            <w:rFonts w:ascii="Arial" w:cs="Arial" w:eastAsia="Arial" w:hAnsi="Arial"/>
-            <w:color w:val="1F6B75"/>
-            <w:sz w:val="17"/>
-            <w:szCs w:val="17"/>
-            <w:u w:val="single" w:color="1F6B75"/>
-          </w:rPr>
-          <w:t xml:space="preserve">https://creativecommons.org/licenses/by-nc/4.0/</w:t>
-        </w:r>
-      </w:hyperlink>
-      <w:r>
-        <w:rPr>
-          <w:rFonts w:ascii="Arial" w:cs="Arial" w:eastAsia="Arial" w:hAnsi="Arial"/>
-          <w:sz w:val="17"/>
-          <w:szCs w:val="17"/>
-        </w:rPr>
-        <w:t xml:space="preserve">. You are free to copy, redistribute, and adapt this material in any medium or format, provided appropriate credit is given and the material is not used for commercial purposes. KICD learning outcomes and curriculum designations reproduced here for alignment purposes remain the property of KICD and are not covered by this license. Linked external resources (e.g. CK-12, Khan Academy, PhET) are subject to their own licenses.</w:t>
       </w:r>
     </w:p>
     <w:p>
@@ -1699,6 +1528,185 @@
         </w:tc>
       </w:tr>
     </w:tbl>
+    <w:p>
+      <w:pPr>
+        <w:spacing w:after="120"/>
+      </w:pPr>
+      <w:r>
+        <w:t xml:space="preserve"/>
+      </w:r>
+    </w:p>
+    <w:p>
+      <w:pPr>
+        <w:spacing w:after="80" w:before="120"/>
+      </w:pPr>
+      <w:r>
+        <w:rPr>
+          <w:rFonts w:ascii="Arial" w:cs="Arial" w:eastAsia="Arial" w:hAnsi="Arial"/>
+          <w:b/>
+          <w:bCs/>
+          <w:color w:val="1F3864"/>
+          <w:sz w:val="20"/>
+          <w:szCs w:val="20"/>
+        </w:rPr>
+        <w:t xml:space="preserve">ATTRIBUTION AND LICENSING</w:t>
+      </w:r>
+    </w:p>
+    <w:p>
+      <w:pPr>
+        <w:spacing w:after="60" w:before="0"/>
+      </w:pPr>
+      <w:r>
+        <w:rPr>
+          <w:rFonts w:ascii="Arial" w:cs="Arial" w:eastAsia="Arial" w:hAnsi="Arial"/>
+          <w:b/>
+          <w:bCs/>
+          <w:sz w:val="17"/>
+          <w:szCs w:val="17"/>
+        </w:rPr>
+        <w:t xml:space="preserve">Curriculum Alignment: </w:t>
+      </w:r>
+      <w:r>
+        <w:rPr>
+          <w:rFonts w:ascii="Arial" w:cs="Arial" w:eastAsia="Arial" w:hAnsi="Arial"/>
+          <w:sz w:val="17"/>
+          <w:szCs w:val="17"/>
+        </w:rPr>
+        <w:t xml:space="preserve">Structured in pedagogical alignment with the competence-based curriculum format and learning outcomes established by the Kenya Institute of Curriculum Development (KICD). This material is independently developed and is not officially endorsed or published by KICD.</w:t>
+      </w:r>
+    </w:p>
+    <w:p>
+      <w:pPr>
+        <w:spacing w:after="60" w:before="0"/>
+      </w:pPr>
+      <w:r>
+        <w:rPr>
+          <w:rFonts w:ascii="Arial" w:cs="Arial" w:eastAsia="Arial" w:hAnsi="Arial"/>
+          <w:b/>
+          <w:bCs/>
+          <w:sz w:val="17"/>
+          <w:szCs w:val="17"/>
+        </w:rPr>
+        <w:t xml:space="preserve">Content &amp; Pedagogy: </w:t>
+      </w:r>
+      <w:r>
+        <w:rPr>
+          <w:rFonts w:ascii="Arial" w:cs="Arial" w:eastAsia="Arial" w:hAnsi="Arial"/>
+          <w:sz w:val="17"/>
+          <w:szCs w:val="17"/>
+        </w:rPr>
+        <w:t xml:space="preserve">Developed and adapted by the educator team at SeaVuria (registered 501(c)(3) in the United States and registered NGO in Kenya, No. 872-850A-BF11), who designed the pedagogical framework, lesson templates and exemplar lessons on which this material is based.</w:t>
+      </w:r>
+    </w:p>
+    <w:p>
+      <w:pPr>
+        <w:spacing w:after="60" w:before="0"/>
+      </w:pPr>
+      <w:r>
+        <w:rPr>
+          <w:rFonts w:ascii="Arial" w:cs="Arial" w:eastAsia="Arial" w:hAnsi="Arial"/>
+          <w:b/>
+          <w:bCs/>
+          <w:sz w:val="17"/>
+          <w:szCs w:val="17"/>
+        </w:rPr>
+        <w:t xml:space="preserve">Production &amp; Layout: </w:t>
+      </w:r>
+      <w:r>
+        <w:rPr>
+          <w:rFonts w:ascii="Arial" w:cs="Arial" w:eastAsia="Arial" w:hAnsi="Arial"/>
+          <w:sz w:val="17"/>
+          <w:szCs w:val="17"/>
+        </w:rPr>
+        <w:t xml:space="preserve">Educational design and curriculum sequencing by SeaVuria. Technical layout, structural formatting, and digital optimization/implementation executed in partnership with ARES Education (registered 501(c)(3) in the United States and Canada (as Afretech Aid) and registered NGO in Kenya), with lesson drafting and compilation assisted by AI (Claude, Anthropic).</w:t>
+      </w:r>
+    </w:p>
+    <w:p>
+      <w:pPr>
+        <w:pBdr>
+          <w:bottom w:val="single" w:color="1F3864" w:sz="6" w:space="6"/>
+        </w:pBdr>
+        <w:spacing w:after="60" w:before="0"/>
+      </w:pPr>
+      <w:r>
+        <w:rPr>
+          <w:rFonts w:ascii="Arial" w:cs="Arial" w:eastAsia="Arial" w:hAnsi="Arial"/>
+          <w:b/>
+          <w:bCs/>
+          <w:sz w:val="17"/>
+          <w:szCs w:val="17"/>
+        </w:rPr>
+        <w:t xml:space="preserve">Licensing &amp; Copyright: </w:t>
+      </w:r>
+      <w:r>
+        <w:rPr>
+          <w:rFonts w:ascii="Arial" w:cs="Arial" w:eastAsia="Arial" w:hAnsi="Arial"/>
+          <w:sz w:val="17"/>
+          <w:szCs w:val="17"/>
+        </w:rPr>
+        <w:t xml:space="preserve">© 2026 SeaVuria and ARES. This work is licensed under a </w:t>
+      </w:r>
+      <w:hyperlink w:history="1" r:id="rIdcckqx33bvslqfw2swnu_h">
+        <w:r>
+          <w:rPr>
+            <w:rFonts w:ascii="Arial" w:cs="Arial" w:eastAsia="Arial" w:hAnsi="Arial"/>
+            <w:color w:val="1F6B75"/>
+            <w:sz w:val="17"/>
+            <w:szCs w:val="17"/>
+            <w:u w:val="single" w:color="1F6B75"/>
+          </w:rPr>
+          <w:t xml:space="preserve">Creative Commons Attribution-NonCommercial 4.0 International License</w:t>
+        </w:r>
+      </w:hyperlink>
+      <w:r>
+        <w:rPr>
+          <w:rFonts w:ascii="Arial" w:cs="Arial" w:eastAsia="Arial" w:hAnsi="Arial"/>
+          <w:sz w:val="17"/>
+          <w:szCs w:val="17"/>
+        </w:rPr>
+        <w:t xml:space="preserve"> (</w:t>
+      </w:r>
+      <w:hyperlink w:history="1" r:id="rIdylskttzgmvsobork9jirn">
+        <w:r>
+          <w:rPr>
+            <w:rFonts w:ascii="Arial" w:cs="Arial" w:eastAsia="Arial" w:hAnsi="Arial"/>
+            <w:color w:val="1F6B75"/>
+            <w:sz w:val="17"/>
+            <w:szCs w:val="17"/>
+            <w:u w:val="single" w:color="1F6B75"/>
+          </w:rPr>
+          <w:t xml:space="preserve">CC BY-NC 4.0</w:t>
+        </w:r>
+      </w:hyperlink>
+      <w:r>
+        <w:rPr>
+          <w:rFonts w:ascii="Arial" w:cs="Arial" w:eastAsia="Arial" w:hAnsi="Arial"/>
+          <w:sz w:val="17"/>
+          <w:szCs w:val="17"/>
+        </w:rPr>
+        <w:t xml:space="preserve">). To view a copy of this license, visit </w:t>
+      </w:r>
+      <w:hyperlink w:history="1" r:id="rIdhytb225v_r-pxshucxmww">
+        <w:r>
+          <w:rPr>
+            <w:rFonts w:ascii="Arial" w:cs="Arial" w:eastAsia="Arial" w:hAnsi="Arial"/>
+            <w:color w:val="1F6B75"/>
+            <w:sz w:val="17"/>
+            <w:szCs w:val="17"/>
+            <w:u w:val="single" w:color="1F6B75"/>
+          </w:rPr>
+          <w:t xml:space="preserve">https://creativecommons.org/licenses/by-nc/4.0/</w:t>
+        </w:r>
+      </w:hyperlink>
+      <w:r>
+        <w:rPr>
+          <w:rFonts w:ascii="Arial" w:cs="Arial" w:eastAsia="Arial" w:hAnsi="Arial"/>
+          <w:sz w:val="17"/>
+          <w:szCs w:val="17"/>
+        </w:rPr>
+        <w:t xml:space="preserve">. You are free to copy, redistribute, and adapt this material in any medium or format, provided appropriate credit is given and the material is not used for commercial purposes. KICD learning outcomes and curriculum designations reproduced here for alignment purposes remain the property of KICD and are not covered by this license. Linked external resources (e.g. CK-12, Khan Academy, PhET) are subject to their own licenses.</w:t>
+      </w:r>
+    </w:p>
     <w:sectPr>
       <w:pgSz w:w="15840" w:h="12240" w:orient="landscape"/>
       <w:pgMar w:top="1080" w:right="1080" w:bottom="1080" w:left="1080" w:header="708" w:footer="708" w:gutter="0"/>

--- a/data/outputs/v2/Maths/SS1.1_Real_Numbers/Mathematics_Real_Numbers_SummaryTable.docx
+++ b/data/outputs/v2/Maths/SS1.1_Real_Numbers/Mathematics_Real_Numbers_SummaryTable.docx
@@ -564,7 +564,7 @@
                 <w:sz w:val="18"/>
                 <w:szCs w:val="18"/>
               </w:rPr>
-              <w:t xml:space="preserve">Students examined a real-world anchoring phenomenon involving equal sharing of chapati/pizza portions among different group sizes (e.g., sharing 12 pieces among 2, 3, 4, or 5 people). They recorded which divisions came out 'perfectly whole' and which did not, noticing that some results were neat whole numbers while others produced leftovers or fractions. Teachers should probe prior knowledge by asking students to list numbers they use daily (prices at a Nairobi market, running distances, maize yields in the Rift Valley) and sort them informally.</w:t>
+              <w:t xml:space="preserve">Students observed two pizza diagrams — one divided into 4 equal slices (each = 1/4 = 0.25, a terminating decimal) and one divided into 3 equal slices (each = 1/3 = 0.3333…, a never-ending repeating decimal). They also encountered √2 ÷ 2 ≈ 0.7071… as a decimal that never ends and never repeats. Using fraction-circle manipulatives, they recorded decimal equivalents for slices of 2, 3, 4, 5, 6, 8, and 10, noting whether each decimal terminates, repeats, or goes on forever.</w:t>
             </w:r>
           </w:p>
         </w:tc>
@@ -596,7 +596,7 @@
                 <w:sz w:val="18"/>
                 <w:szCs w:val="18"/>
               </w:rPr>
-              <w:t xml:space="preserve">Students discovered that whole numbers from 1 to 12 behave differently depending on how they can be divided. Numbers divisible by 2 are even; those that are not are odd. Some numbers (primes) can only be divided evenly by 1 and themselves, while others (composites) have additional factors. This classification is the first step toward understanding why some numbers produce clean fractions and others do not — directly connecting to the driving question.</w:t>
+              <w:t xml:space="preserve">Students learned that whole numbers from 1 to 12 can be classified as odd or even (based on divisibility by 2) and as prime or composite (based on the number of factors). They discovered that prime numbers cannot be evenly re-divided into smaller whole-number groups, which connects to why some pizza shares feel 'messy'. They began their Personal Number Classification Map and opened the Driving Question Board with self-generated questions about why some decimals end and others do not.</w:t>
             </w:r>
           </w:p>
         </w:tc>
@@ -628,7 +628,7 @@
                 <w:sz w:val="18"/>
                 <w:szCs w:val="18"/>
               </w:rPr>
-              <w:t xml:space="preserve">The teacher should use this lesson to establish the DQB anchor: post the driving question prominently and invite students to record what they already believe and what they wonder. Pedagogical note: Emphasise that 'type' is not just a labelling exercise — knowing a number is prime, for example, means it cannot be broken into smaller equal groups, which has direct implications for fair sharing in Kenyan market contexts (e.g., splitting a 7 kg bag of ugali flour equally). Cold-call at least 3 students to explain their sorting rationale before formalising definitions.</w:t>
+              <w:t xml:space="preserve">The TYPE of whole number used to count pizza slices determines whether each person's share can be written as a 'clean' terminating decimal or produces a decimal that goes on forever. Numbers like 2, 4, 5, 8, and 10 produce terminating decimals; 3, 6, and 7 produce repeating or non-terminating decimals. This is connected to whether the denominator has factors of only 2 and 5 — but students have not yet been told this rule formally. The puzzle of WHY this happens, and what it means for 'irrational' numbers like √2, is left open as the driving question for the rest of the unit.</w:t>
             </w:r>
           </w:p>
         </w:tc>
@@ -713,7 +713,7 @@
                 <w:sz w:val="18"/>
                 <w:szCs w:val="18"/>
               </w:rPr>
-              <w:t xml:space="preserve">Students systematically sorted whole numbers using factor trees and divisibility rules, recording results in a class table. They observed patterns — for example, all even numbers greater than 2 are composite, and 2 is the only even prime. Teachers should have students use physical counters (e.g., dried maize kernels or beans, which are readily available in Kenyan classrooms) to physically arrange numbers into equal rows, making the concept of divisibility concrete and tactile.</w:t>
+              <w:t xml:space="preserve">Students examined two pizza diagrams (one with 4 equal rational slices, one with 3 slices described by a non-terminating decimal) and physically sorted 10 number cards (2, 3, 4, 9, 15, 17, 36, 41, 49, 64) into odd, even, prime, and composite categories using a sorting mat. They also completed a Gallery Walk to compare group sorting decisions.</w:t>
             </w:r>
           </w:p>
         </w:tc>
@@ -745,7 +745,7 @@
                 <w:sz w:val="18"/>
                 <w:szCs w:val="18"/>
               </w:rPr>
-              <w:t xml:space="preserve">Whole numbers are classified as odd (not divisible by 2), even (divisible by 2), prime (exactly two factors: 1 and itself), or composite (more than two factors). Students learned that these categories are mutually exclusive in meaningful ways (e.g., 1 is neither prime nor composite — a common misconception to address explicitly). This builds the foundation for understanding rational numbers, since composite numbers are more easily expressed as products of fractions.</w:t>
+              <w:t xml:space="preserve">Whole numbers can be classified as odd (not divisible by 2), even (divisible by 2), prime (exactly two factors: 1 and itself), or composite (more than two factors). The number 1 is neither prime nor composite. The number 2 is uniquely both even and prime. The type of number used to describe pizza slices affects how easily equal sharing can be expressed — prime-slice pizzas are harder to share equally between 2 people without further cutting.</w:t>
             </w:r>
           </w:p>
         </w:tc>
@@ -777,7 +777,7 @@
                 <w:sz w:val="18"/>
                 <w:szCs w:val="18"/>
               </w:rPr>
-              <w:t xml:space="preserve">Teachers should return to the anchoring phenomenon: 'When you divided 12 chapati pieces among 5 people, what happened — and what type of number is 5?' This links prime numbers directly to the driving question about exact fractions. Pedagogical note: Address the misconception that 'bigger numbers are always composite' — introduce a prime like 97 or 101. Allow 5 minutes at lesson end for students to update their DQB with new questions or revised answers. Ensure model diagrams now include a basic number-type sorting chart.</w:t>
+              <w:t xml:space="preserve">Students connected number classification to the anchoring pizza phenomenon: when a pizza is cut into a prime number of slices (e.g., 3 or 7), equal sharing between 2 people always requires further division, while composite-slice pizzas (e.g., 4 or 8) allow clean equal sharing. Students posted wonder-questions on the DQB and began constructing a cumulative Number World Map that will be revised across all 7 lessons to eventually include rational and irrational numbers.</w:t>
             </w:r>
           </w:p>
         </w:tc>
@@ -862,7 +862,7 @@
                 <w:sz w:val="18"/>
                 <w:szCs w:val="18"/>
               </w:rPr>
-              <w:t xml:space="preserve">Students used calculators and division tables to compute 1 ÷ n for various values of n (whole numbers, fractions, and decimals). They recorded the decimal outputs and observed that some reciprocals terminate (e.g., 1 ÷ 4 = 0.25) while others repeat endlessly (e.g., 1 ÷ 3 = 0.333…) and others appear to be non-repeating (e.g., 1 ÷ √2). Teachers should direct students to use Kenyan currency examples: 'If 1 litre of milk costs Ksh 1, how much is one-fifth of a litre worth?'</w:t>
+              <w:t xml:space="preserve">Learners computed reciprocals of rational numbers (1/4, 2/3, 3/8, 5, 0.25) and irrational numbers (√2, π/4) using three methods: long division, mathematical reciprocal tables, and calculators. They recorded and compared results across all three methods in a four-column comparison table. They also observed that the calculator display for irrational reciprocals produces non-terminating, non-repeating decimals.</w:t>
             </w:r>
           </w:p>
         </w:tc>
@@ -894,7 +894,7 @@
                 <w:sz w:val="18"/>
                 <w:szCs w:val="18"/>
               </w:rPr>
-              <w:t xml:space="preserve">The reciprocal of any non-zero real number n is 1/n — it answers the question 'how many of this piece fit into 1 whole?' The reciprocal of a rational number is always rational; the reciprocal of an irrational number is also irrational. Zero has no reciprocal because division by zero is undefined. Students should leave this lesson able to compute and interpret reciprocals in context (e.g., a Kericho tea farmer dividing a plot into n equal sections).</w:t>
+              <w:t xml:space="preserve">The reciprocal of any non-zero real number n is 1/n — it answers the question 'how many of this piece fit into 1 whole?' The reciprocal of a rational number is always rational (e.g. reciprocal of 2/3 is 3/2). The reciprocal of an irrational number is always irrational (e.g. reciprocal of √2 is 1/√2 = √2/2 ≈ 0.7071). All three methods — division, tables, and calculators — yield the same value, with calculators providing the greatest precision. Reciprocals have real-world applications, such as the mandazi seller problem in Kisumu.</w:t>
             </w:r>
           </w:p>
         </w:tc>
@@ -926,7 +926,7 @@
                 <w:sz w:val="18"/>
                 <w:szCs w:val="18"/>
               </w:rPr>
-              <w:t xml:space="preserve">Pedagogical note: The reciprocal concept is often confused with 'the negative' of a number. Teachers should explicitly contrast: the reciprocal of 3 is 1/3 (not −3). Use wait time of at least 10 seconds after posing the question 'What happens when you multiply a number by its reciprocal?' before cold-calling. Guide students to discover that n × (1/n) = 1, establishing the multiplicative inverse identity. Connect back to the driving question: reciprocals of rational numbers are rational — does that hold for irrational numbers?</w:t>
+              <w:t xml:space="preserve">Because we know whether a number is rational or irrational (Lesson 2), we can now predict in advance whether its reciprocal will be neat (a fraction) or messy (an endless non-repeating decimal). This means that for the Nairobi pizza problem: if the slice size is rational, the number of slices that fill the whole is also a rational number — clean and predictable. If the slice size is irrational, the number of slices that fill the whole is also irrational — it exists, but it cannot be expressed as a neat fraction. Knowing a number's type therefore gives us real predictive power about the answers we will get in everyday calculations.</w:t>
             </w:r>
           </w:p>
         </w:tc>
@@ -1011,7 +1011,7 @@
                 <w:sz w:val="18"/>
                 <w:szCs w:val="18"/>
               </w:rPr>
-              <w:t xml:space="preserve">Students plotted a set of numbers — including integers, common fractions, terminating decimals, repeating decimals, √2, √3, and π — on a large number line displayed on the classroom wall or drawn on the ground outdoors. They observed that rational numbers could be placed at exact, nameable positions, while irrational numbers (e.g., π ≈ 3.14159…) could only be approximated. Teachers should use the context of measuring distances along a Nairobi running track or the length of a shamba in Kisumu to make placement meaningful.</w:t>
+              <w:t xml:space="preserve">Students observed that the decimal expansions of 1÷3 and 3÷4 either terminate or repeat in a predictable pattern, while √2 and π, when displayed on a calculator to 10 decimal places, show no repeating block and no termination. Students also physically placed these numbers on a 1-metre number-line strip, observing that √2 sits between 1 and 2 (closer to 1.4) and π sits between 3 and 4 (closer to 3.14), visually confirming their magnitude even when their exact fractional form is unknowable.</w:t>
             </w:r>
           </w:p>
         </w:tc>
@@ -1043,7 +1043,7 @@
                 <w:sz w:val="18"/>
                 <w:szCs w:val="18"/>
               </w:rPr>
-              <w:t xml:space="preserve">Real numbers are classified as rational (expressible as p/q where p and q are integers and q ≠ 0; their decimals terminate or repeat) or irrational (cannot be written as p/q; their decimals are non-terminating and non-repeating). Together, rational and irrational numbers form the complete set of real numbers. Students learned that √4 = 2 is rational, but √2 is irrational — a critical distinction that directly answers the driving question.</w:t>
+              <w:t xml:space="preserve">Students learned that real numbers are classified as rational (expressible as p/q, integers, q ≠ 0; decimal terminates or repeats) or irrational (cannot be expressed as p/q; decimal never terminates and never repeats). Key examples: 1/3 = 0.333… (rational, repeating), 0.75 (rational, terminating), √2 ≈ 1.41421356… (irrational), π ≈ 3.14159265… (irrational). Students also learned that 22/7, while a common approximation for π, is itself a rational number and is NOT equal to π.</w:t>
             </w:r>
           </w:p>
         </w:tc>
@@ -1075,7 +1075,7 @@
                 <w:sz w:val="18"/>
                 <w:szCs w:val="18"/>
               </w:rPr>
-              <w:t xml:space="preserve">Pedagogical note: This is the conceptual core of the unit — teachers should spend extra time here. Use a Venn diagram on the board to map number types (natural → whole → integers → rationals → reals, with irrationals sitting outside the rational set but inside reals). Cold-call at least 4 students to classify a number and justify their reasoning. Connect to the DQB: 'Has our driving question been answered yet? What evidence do we now have?' Students should update their models to include the rational/irrational distinction on their number classification diagram.</w:t>
+              <w:t xml:space="preserve">Students explained the pizza-sharing phenomenon using their new classification: pizza slices described by fractions like 1/4 or 1/8 are rational — a Nairobi baker can label them exactly. Slices whose size is linked to a measurement involving √2 (e.g. the diagonal of a square with side equal to the radius) or to π (arc lengths) are irrational — they exist physically on the pizza but cannot be written as a perfect fraction. The driving question advances: knowing a number's type tells us whether its pizza-slice description is exact or only an approximation.</w:t>
             </w:r>
           </w:p>
         </w:tc>
@@ -1160,7 +1160,7 @@
                 <w:sz w:val="18"/>
                 <w:szCs w:val="18"/>
               </w:rPr>
-              <w:t xml:space="preserve">Students engaged in a hands-on activity using folded paper strips or cut pieces of mkate (bread) to physically demonstrate reciprocals. For example, if one strip represents 1 whole, folding it into 3 equal parts shows that each part is 1/3 — the reciprocal relationship to 3. They recorded: 'If I have 1/3 of a piece, how many do I need to make 1 whole? → 3.' This physical manipulation reinforces the meaning of reciprocal as 'how many fit into 1.'</w:t>
+              <w:t xml:space="preserve">Students used fraction circle manipulatives to physically show how many equal slices fill a whole pizza, then recorded the relationship in a division table for slice sizes 1/3, 1/4, 2/5, and 3/7. They also solved the Amina mandazi scenario (1 kg flour ÷ 2/3 kg per batch) using reciprocal division.</w:t>
             </w:r>
           </w:p>
         </w:tc>
@@ -1192,7 +1192,7 @@
                 <w:sz w:val="18"/>
                 <w:szCs w:val="18"/>
               </w:rPr>
-              <w:t xml:space="preserve">The reciprocal of a number n is 1 ÷ n (equivalently, b/a for a fraction a/b), and it represents how many of that quantity fit into 1 whole. The reciprocal exists for all real numbers except zero. For fractions, students flip the numerator and denominator (e.g., the reciprocal of 3/4 is 4/3). This lesson deepens understanding from Lesson 3 by grounding reciprocals in physical, proportional reasoning rather than purely procedural calculation.</w:t>
+              <w:t xml:space="preserve">The reciprocal of a number n is 1 ÷ n (or b/a for a fraction a/b), and it represents how many of that quantity fit into 1 whole. The reciprocal exists for all real numbers — including irrationals like √2 (reciprocal = √2/2) — except zero, which has no reciprocal because division by zero is undefined.</w:t>
             </w:r>
           </w:p>
         </w:tc>
@@ -1224,7 +1224,7 @@
                 <w:sz w:val="18"/>
                 <w:szCs w:val="18"/>
               </w:rPr>
-              <w:t xml:space="preserve">Pedagogical note: Although this lesson revisits reciprocals (introduced in Lesson 3), the focus here shifts from computation to conceptual meaning through physical modelling — do not treat this as repetition but as deepening. Teachers should explicitly ask: 'Is the reciprocal of an irrational number also irrational? How does that connect to our driving question?' Allow students to debate this in pairs for 3 minutes before whole-class discussion. Update the DQB to reflect any new insights about how reciprocals interact with rational vs. irrational numbers. Ensure model diagrams now show the reciprocal relationship with arrows linking a number and its inverse.</w:t>
+              <w:t xml:space="preserve">Knowing a number's reciprocal lets us solve everyday division problems in Kenya — such as sharing food equally, adjusting recipes, or measuring quantities in markets — by turning division into multiplication. This works whether the number is rational or irrational, confirming that all real numbers (except zero) behave consistently under this operation, which helps answer why knowing a number's 'type' matters in daily life.</w:t>
             </w:r>
           </w:p>
         </w:tc>
@@ -1277,7 +1277,7 @@
                 <w:sz w:val="18"/>
                 <w:szCs w:val="18"/>
               </w:rPr>
-              <w:t xml:space="preserve">Lesson 6</w:t>
+              <w:t xml:space="preserve">Applying Reciprocals: Solving Real-World Computation Tasks</w:t>
             </w:r>
           </w:p>
         </w:tc>
@@ -1309,7 +1309,7 @@
                 <w:sz w:val="18"/>
                 <w:szCs w:val="18"/>
               </w:rPr>
-              <w:t xml:space="preserve">Students investigated operations (addition, subtraction, multiplication, division) applied to combinations of rational and irrational numbers, recording whether results remained rational or became irrational. For example: rational + rational = rational; rational + irrational = irrational; irrational × irrational can be rational (e.g., √2 × √2 = 2). Teachers should use Kenyan measurement contexts — mixing volumes of uji (porridge) or combining lengths of fencing wire on a Rift Valley farm — to frame each operation meaningfully.</w:t>
+              <w:t xml:space="preserve">Students observed that computing the reciprocal of a rational number such as 1 divided by 7 gives consistent results across all three methods, while computing the reciprocal of an irrational number such as 1 divided by root 2 gives slightly different approximations depending on the method used. They also observed that root 4, though written with a radical sign, equals 2 and is rational — its reciprocal is exact.</w:t>
             </w:r>
           </w:p>
         </w:tc>
@@ -1341,7 +1341,7 @@
                 <w:sz w:val="18"/>
                 <w:szCs w:val="18"/>
               </w:rPr>
-              <w:t xml:space="preserve">The set of real numbers is closed under addition and multiplication, but mixing rational and irrational numbers in operations does not always preserve the type in predictable ways. Students consolidated their understanding of the number hierarchy: natural numbers ⊂ whole numbers ⊂ integers ⊂ rational numbers ⊂ real numbers, with irrational numbers filling the 'gaps' on the number line between rationals. This lesson answers the driving question more fully by showing that knowing a number's type predicts the outcome of operations.</w:t>
+              <w:t xml:space="preserve">Students learned that all three reciprocal methods are valid but serve different purposes: manual division is always available and exact for rational numbers; mathematical tables are reliable and portable for up to 4-digit rational values; calculators provide fast approximations including for irrational numbers but always round the result. They learned that irrational reciprocals cannot be expressed exactly by any method.</w:t>
             </w:r>
           </w:p>
         </w:tc>
@@ -1373,7 +1373,7 @@
                 <w:sz w:val="18"/>
                 <w:szCs w:val="18"/>
               </w:rPr>
-              <w:t xml:space="preserve">Pedagogical note: This lesson is critical for consolidation — it surfaces and corrects the common misconception that 'irrational × irrational is always irrational.' Teachers must provide a counterexample (√2 × √2 = 2) explicitly. Use wait time of 15 seconds after posing this counterexample before asking students to update their mental models. Cold-call at least 3 students to revise their earlier DQB predictions. Students should significantly update their cumulative models in this lesson — the diagram should now show subsets, operations, and the rational/irrational boundary with annotated examples drawn from Kenyan daily life.</w:t>
+              <w:t xml:space="preserve">Students explained that the choice of reciprocal method depends on three factors — the type of number (rational or irrational), the tools available (calculator, tables, or neither), and the precision required for the real-world task. They connected this back to the pizza phenomenon by explaining that a slice whose size is irrational — like an arc length involving root 2 — can never be expressed as an exact fraction or terminating decimal, only approximated, just as its reciprocal can only be approximated.</w:t>
             </w:r>
           </w:p>
         </w:tc>
@@ -1458,7 +1458,7 @@
                 <w:sz w:val="18"/>
                 <w:szCs w:val="18"/>
               </w:rPr>
-              <w:t xml:space="preserve">Students reviewed their completed Summary Tables, DQB entries, and model diagrams from all previous lessons, identifying the progression of their understanding. They then applied their full understanding to a culminating real-world task: analysing a scenario such as a Mombasa fish vendor dividing a catch, a Kericho tea estate calculating plot areas involving √3 km boundaries, or a Nairobi matatu operator splitting fares — determining what types of numbers arise and how to work with them accurately.</w:t>
+              <w:t xml:space="preserve">Learners observed (across the full unit, reviewed in this lesson): two pizza diagrams — one divided into rational-fraction slices (1/4, 1/3, 1/8) and one where a slice is expressed as an irrational arc length (≈ 0.7071…). They observed fraction circles as manipulatives showing that some divisions produce terminating decimals and others do not. They observed mathematical table outputs for reciprocals of both rational and irrational numbers, and calculator displays showing non-terminating, non-repeating decimals for √2, √3, and π.</w:t>
             </w:r>
           </w:p>
         </w:tc>
@@ -1490,7 +1490,7 @@
                 <w:sz w:val="18"/>
                 <w:szCs w:val="18"/>
               </w:rPr>
-              <w:t xml:space="preserve">Real numbers are classified as rational (expressible as p/q, where q ≠ 0) or irrational (non-terminating, non-repeating decimals such as √2 and π). Every non-zero real number has a reciprocal (its multiplicative inverse). Knowing whether a number is rational or irrational determines how precisely it can be expressed and predicts behaviour under operations — directly and fully answering the driving question. Students can now articulate why fractions work for some measurements (fair market shares, equal land divisions) but not others (circular distances involving π, diagonal lengths involving √2).</w:t>
+              <w:t xml:space="preserve">Learners learned that: real numbers are classified as rational (expressible as p/q, where q ≠ 0) or irrational (non-terminating, non-repeating decimals such as √2, √3, π); the reciprocal of a number n is 1/n, found by division, mathematical tables, or calculator; reciprocals are used to solve division problems (e.g., how many slices fit into a whole); knowing a number's type (rational vs. irrational) predicts whether its reciprocal can be written as a neat fraction; whole numbers are further classified as odd, even, prime, and composite (underpinning the rational/irrational distinction).</w:t>
             </w:r>
           </w:p>
         </w:tc>
@@ -1522,7 +1522,7 @@
                 <w:sz w:val="18"/>
                 <w:szCs w:val="18"/>
               </w:rPr>
-              <w:t xml:space="preserve">Pedagogical note: This lesson is the payoff — teachers should facilitate a full-class DQB review, reading back the original driving question and asking students to answer it collaboratively using evidence gathered across all 7 lessons. Cold-call at least 5 students to contribute one piece of evidence each. Students should present their final revised models (individually or in pairs), showing the complete real number classification system with Kenyan examples annotated at each level. Conclude by asking: 'What questions about numbers do you still have?' — record these on the DQB as a bridge to future strands (e.g., surds, logarithms, complex numbers in later grades).</w:t>
+              <w:t xml:space="preserve">Learners explained that some pizza slice sizes can be written as exact fractions (rational numbers) because they result from dividing a whole into a countable, finite number of equal parts expressible as p/q. Other slice sizes — such as those involving π or √2 — are irrational: their decimal expansions never terminate and never repeat, so no exact fraction can capture them. The reciprocal tells us how many of one quantity fit into another (e.g., how many slices fill the whole pizza), and this works for both rational and irrational numbers — but the reciprocal of an irrational number is itself irrational. Knowing a number's type helps Kenyans solve real problems: sharing land equally in the Rift Valley, calculating boda-boda fares per shilling in Kisumu, or dividing githeri portions fairly — because it tells you whether an exact fractional answer exists or whether an approximation is the best you can do.</w:t>
             </w:r>
           </w:p>
         </w:tc>
@@ -1646,7 +1646,7 @@
         </w:rPr>
         <w:t xml:space="preserve">© 2026 SeaVuria and ARES. This work is licensed under a </w:t>
       </w:r>
-      <w:hyperlink w:history="1" r:id="rIdcckqx33bvslqfw2swnu_h">
+      <w:hyperlink w:history="1" r:id="rIdkgtx6n9tqaweopbc11swq">
         <w:r>
           <w:rPr>
             <w:rFonts w:ascii="Arial" w:cs="Arial" w:eastAsia="Arial" w:hAnsi="Arial"/>
@@ -1666,7 +1666,7 @@
         </w:rPr>
         <w:t xml:space="preserve"> (</w:t>
       </w:r>
-      <w:hyperlink w:history="1" r:id="rIdylskttzgmvsobork9jirn">
+      <w:hyperlink w:history="1" r:id="rIdjbklu8elbdi454vqsad9r">
         <w:r>
           <w:rPr>
             <w:rFonts w:ascii="Arial" w:cs="Arial" w:eastAsia="Arial" w:hAnsi="Arial"/>
@@ -1686,7 +1686,7 @@
         </w:rPr>
         <w:t xml:space="preserve">). To view a copy of this license, visit </w:t>
       </w:r>
-      <w:hyperlink w:history="1" r:id="rIdhytb225v_r-pxshucxmww">
+      <w:hyperlink w:history="1" r:id="rIdasu-dg2xei5lwvvkd99jl">
         <w:r>
           <w:rPr>
             <w:rFonts w:ascii="Arial" w:cs="Arial" w:eastAsia="Arial" w:hAnsi="Arial"/>

--- a/data/outputs/v2/Maths/SS1.1_Real_Numbers/Mathematics_Real_Numbers_SummaryTable.docx
+++ b/data/outputs/v2/Maths/SS1.1_Real_Numbers/Mathematics_Real_Numbers_SummaryTable.docx
@@ -1646,7 +1646,7 @@
         </w:rPr>
         <w:t xml:space="preserve">© 2026 SeaVuria and ARES. This work is licensed under a </w:t>
       </w:r>
-      <w:hyperlink w:history="1" r:id="rIdkgtx6n9tqaweopbc11swq">
+      <w:hyperlink w:history="1" r:id="rIdignnwvqvahjiftl1j5l5w">
         <w:r>
           <w:rPr>
             <w:rFonts w:ascii="Arial" w:cs="Arial" w:eastAsia="Arial" w:hAnsi="Arial"/>
@@ -1666,7 +1666,7 @@
         </w:rPr>
         <w:t xml:space="preserve"> (</w:t>
       </w:r>
-      <w:hyperlink w:history="1" r:id="rIdjbklu8elbdi454vqsad9r">
+      <w:hyperlink w:history="1" r:id="rIdjvsjn0vgrwnltjjpdsvgz">
         <w:r>
           <w:rPr>
             <w:rFonts w:ascii="Arial" w:cs="Arial" w:eastAsia="Arial" w:hAnsi="Arial"/>
@@ -1686,7 +1686,7 @@
         </w:rPr>
         <w:t xml:space="preserve">). To view a copy of this license, visit </w:t>
       </w:r>
-      <w:hyperlink w:history="1" r:id="rIdasu-dg2xei5lwvvkd99jl">
+      <w:hyperlink w:history="1" r:id="rIdwcjrjm07s0vnwqq33xwcg">
         <w:r>
           <w:rPr>
             <w:rFonts w:ascii="Arial" w:cs="Arial" w:eastAsia="Arial" w:hAnsi="Arial"/>

--- a/data/outputs/v2/Maths/SS1.1_Real_Numbers/Mathematics_Real_Numbers_SummaryTable.docx
+++ b/data/outputs/v2/Maths/SS1.1_Real_Numbers/Mathematics_Real_Numbers_SummaryTable.docx
@@ -1646,7 +1646,7 @@
         </w:rPr>
         <w:t xml:space="preserve">© 2026 SeaVuria and ARES. This work is licensed under a </w:t>
       </w:r>
-      <w:hyperlink w:history="1" r:id="rIdignnwvqvahjiftl1j5l5w">
+      <w:hyperlink w:history="1" r:id="rIduu_wgsve2wrtvv42c6kjr">
         <w:r>
           <w:rPr>
             <w:rFonts w:ascii="Arial" w:cs="Arial" w:eastAsia="Arial" w:hAnsi="Arial"/>
@@ -1666,7 +1666,7 @@
         </w:rPr>
         <w:t xml:space="preserve"> (</w:t>
       </w:r>
-      <w:hyperlink w:history="1" r:id="rIdjvsjn0vgrwnltjjpdsvgz">
+      <w:hyperlink w:history="1" r:id="rIdh_ogafxwoxmuulotwq0-u">
         <w:r>
           <w:rPr>
             <w:rFonts w:ascii="Arial" w:cs="Arial" w:eastAsia="Arial" w:hAnsi="Arial"/>
@@ -1686,7 +1686,7 @@
         </w:rPr>
         <w:t xml:space="preserve">). To view a copy of this license, visit </w:t>
       </w:r>
-      <w:hyperlink w:history="1" r:id="rIdwcjrjm07s0vnwqq33xwcg">
+      <w:hyperlink w:history="1" r:id="rIdlsixojgt1glevjioe3mpd">
         <w:r>
           <w:rPr>
             <w:rFonts w:ascii="Arial" w:cs="Arial" w:eastAsia="Arial" w:hAnsi="Arial"/>

--- a/data/outputs/v2/Maths/SS1.1_Real_Numbers/Mathematics_Real_Numbers_SummaryTable.docx
+++ b/data/outputs/v2/Maths/SS1.1_Real_Numbers/Mathematics_Real_Numbers_SummaryTable.docx
@@ -1646,7 +1646,7 @@
         </w:rPr>
         <w:t xml:space="preserve">© 2026 SeaVuria and ARES. This work is licensed under a </w:t>
       </w:r>
-      <w:hyperlink w:history="1" r:id="rIduu_wgsve2wrtvv42c6kjr">
+      <w:hyperlink w:history="1" r:id="rIds8cyx137quv9v9b4fltqe">
         <w:r>
           <w:rPr>
             <w:rFonts w:ascii="Arial" w:cs="Arial" w:eastAsia="Arial" w:hAnsi="Arial"/>
@@ -1666,7 +1666,7 @@
         </w:rPr>
         <w:t xml:space="preserve"> (</w:t>
       </w:r>
-      <w:hyperlink w:history="1" r:id="rIdh_ogafxwoxmuulotwq0-u">
+      <w:hyperlink w:history="1" r:id="rId2umz0z8zk6s2ibq6_vsh8">
         <w:r>
           <w:rPr>
             <w:rFonts w:ascii="Arial" w:cs="Arial" w:eastAsia="Arial" w:hAnsi="Arial"/>
@@ -1686,7 +1686,7 @@
         </w:rPr>
         <w:t xml:space="preserve">). To view a copy of this license, visit </w:t>
       </w:r>
-      <w:hyperlink w:history="1" r:id="rIdlsixojgt1glevjioe3mpd">
+      <w:hyperlink w:history="1" r:id="rIdsjtkoc8hxl0kivxwhmmgi">
         <w:r>
           <w:rPr>
             <w:rFonts w:ascii="Arial" w:cs="Arial" w:eastAsia="Arial" w:hAnsi="Arial"/>

--- a/data/outputs/v2/Maths/SS1.1_Real_Numbers/Mathematics_Real_Numbers_SummaryTable.docx
+++ b/data/outputs/v2/Maths/SS1.1_Real_Numbers/Mathematics_Real_Numbers_SummaryTable.docx
@@ -227,7 +227,7 @@
                 <w:sz w:val="18"/>
                 <w:szCs w:val="18"/>
               </w:rPr>
-              <w:t xml:space="preserve">DRIVING QUESTION: Why can some numbers be written as exact fractions and others cannot — and how does knowing a number's "type" help us solve everyday problems in Kenya?</w:t>
+              <w:t xml:space="preserve">DRIVING QUESTION: How do we use real numbers in everyday life, and why are reciprocals important?</w:t>
             </w:r>
           </w:p>
         </w:tc>
@@ -532,7 +532,7 @@
                 <w:sz w:val="18"/>
                 <w:szCs w:val="18"/>
               </w:rPr>
-              <w:t xml:space="preserve">What Kind of Number Is It? — Launching the Pizza Phenomenon</w:t>
+              <w:t xml:space="preserve">Shopping at the duka: what kinds of numbers?</w:t>
             </w:r>
           </w:p>
         </w:tc>
@@ -564,7 +564,7 @@
                 <w:sz w:val="18"/>
                 <w:szCs w:val="18"/>
               </w:rPr>
-              <w:t xml:space="preserve">Students observed two pizza diagrams — one divided into 4 equal slices (each = 1/4 = 0.25, a terminating decimal) and one divided into 3 equal slices (each = 1/3 = 0.3333…, a never-ending repeating decimal). They also encountered √2 ÷ 2 ≈ 0.7071… as a decimal that never ends and never repeats. Using fraction-circle manipulatives, they recorded decimal equivalents for slices of 2, 3, 4, 5, 6, 8, and 10, noting whether each decimal terminates, repeats, or goes on forever.</w:t>
+              <w:t xml:space="preserve">What we observed in Achieng's trip to the duka: she bought 3 items at Ksh 45 each (total Ksh 135), paid Ksh 200 and got Ksh 65 change; 6 mandazi cost Ksh 90 so the unit price is Ksh 15; 1/2 kg of sugar cost Ksh 80; a tea-leaf sachet tag was Ksh 22.50. Whole numbers, a fraction and a decimal all appeared.</w:t>
             </w:r>
           </w:p>
         </w:tc>
@@ -596,7 +596,7 @@
                 <w:sz w:val="18"/>
                 <w:szCs w:val="18"/>
               </w:rPr>
-              <w:t xml:space="preserve">Students learned that whole numbers from 1 to 12 can be classified as odd or even (based on divisibility by 2) and as prime or composite (based on the number of factors). They discovered that prime numbers cannot be evenly re-divided into smaller whole-number groups, which connects to why some pizza shares feel 'messy'. They began their Personal Number Classification Map and opened the Driving Question Board with self-generated questions about why some decimals end and others do not.</w:t>
+              <w:t xml:space="preserve">What we learned: numbers come in different types, each with its own purpose: whole numbers for counting items and money, fractions for parts of a whole, and decimals for prices with cents. Fractions and decimals can name the same quantity (1/2 = 0.5; 22.50 = 22 1/2). Unit price is found by dividing the total cost by the number of items.</w:t>
             </w:r>
           </w:p>
         </w:tc>
@@ -628,7 +628,7 @@
                 <w:sz w:val="18"/>
                 <w:szCs w:val="18"/>
               </w:rPr>
-              <w:t xml:space="preserve">The TYPE of whole number used to count pizza slices determines whether each person's share can be written as a 'clean' terminating decimal or produces a decimal that goes on forever. Numbers like 2, 4, 5, 8, and 10 produce terminating decimals; 3, 6, and 7 produce repeating or non-terminating decimals. This is connected to whether the denominator has factors of only 2 and 5 — but students have not yet been told this rule formally. The puzzle of WHY this happens, and what it means for 'irrational' numbers like √2, is left open as the driving question for the rest of the unit.</w:t>
+              <w:t xml:space="preserve">Our explanation so far: Achieng's trip needs different kinds of numbers because counting, sharing a whole into parts and pricing with cents are different jobs. Unit price is a division, 90 ÷ 6 = Ksh 15. We still wonder how whole numbers can be classified, what other kinds of numbers exist, and why reciprocals matter. These are on our DQB.</w:t>
             </w:r>
           </w:p>
         </w:tc>
@@ -681,7 +681,7 @@
                 <w:sz w:val="18"/>
                 <w:szCs w:val="18"/>
               </w:rPr>
-              <w:t xml:space="preserve">Sorting the Number World: Odd, Even, Prime, and Composite — and the Pizza That Started It All</w:t>
+              <w:t xml:space="preserve">Classifying Whole Numbers: Odd, Even, Prime and Composite</w:t>
             </w:r>
           </w:p>
         </w:tc>
@@ -713,7 +713,7 @@
                 <w:sz w:val="18"/>
                 <w:szCs w:val="18"/>
               </w:rPr>
-              <w:t xml:space="preserve">Students examined two pizza diagrams (one with 4 equal rational slices, one with 3 slices described by a non-terminating decimal) and physically sorted 10 number cards (2, 3, 4, 9, 15, 17, 36, 41, 49, 64) into odd, even, prime, and composite categories using a sorting mat. They also completed a Gallery Walk to compare group sorting decisions.</w:t>
+              <w:t xml:space="preserve">We listed the factors of the duka numbers 3, 6, 15, 45, 65, 90, 135 and 200. We tried to share 17 cobs of maize equally and always had a remainder. We saw that 14 seats (2 × 7) and 30 eggs (2 × 3 × 5) can be arranged in several equal ways. We built the sieve of Eratosthenes for 1 to 50 and found 15 primes.</w:t>
             </w:r>
           </w:p>
         </w:tc>
@@ -745,7 +745,7 @@
                 <w:sz w:val="18"/>
                 <w:szCs w:val="18"/>
               </w:rPr>
-              <w:t xml:space="preserve">Whole numbers can be classified as odd (not divisible by 2), even (divisible by 2), prime (exactly two factors: 1 and itself), or composite (more than two factors). The number 1 is neither prime nor composite. The number 2 is uniquely both even and prime. The type of number used to describe pizza slices affects how easily equal sharing can be expressed — prime-slice pizzas are harder to share equally between 2 people without further cutting.</w:t>
+              <w:t xml:space="preserve">Even numbers are divisible by 2 and odd numbers are not. A prime has exactly two factors (1 and itself) and a composite has more than two factors. 1 is neither prime nor composite, and 2 is the only even prime. Being odd does not make a number prime (15, 45, 65 and 135 are odd composites).</w:t>
             </w:r>
           </w:p>
         </w:tc>
@@ -777,7 +777,7 @@
                 <w:sz w:val="18"/>
                 <w:szCs w:val="18"/>
               </w:rPr>
-              <w:t xml:space="preserve">Students connected number classification to the anchoring pizza phenomenon: when a pizza is cut into a prime number of slices (e.g., 3 or 7), equal sharing between 2 people always requires further division, while composite-slice pizzas (e.g., 4 or 8) allow clean equal sharing. Students posted wonder-questions on the DQB and began constructing a cumulative Number World Map that will be revised across all 7 lessons to eventually include rational and irrational numbers.</w:t>
+              <w:t xml:space="preserve">Achieng's duka numbers are classified by counting factors: 3 is prime and odd; 6, 90 and 200 are even composites; 15, 45, 65 and 135 are odd composites. This answers DQB question 3 and adds a classification branch to our unit model of number types, showing that the whole numbers at the duka are not all the same kind.</w:t>
             </w:r>
           </w:p>
         </w:tc>
@@ -830,7 +830,7 @@
                 <w:sz w:val="18"/>
                 <w:szCs w:val="18"/>
               </w:rPr>
-              <w:t xml:space="preserve">Reciprocals of Real Numbers — Division, Tables, and Calculators</w:t>
+              <w:t xml:space="preserve">Rational and Irrational Numbers: Why Do Some Decimals Never End?</w:t>
             </w:r>
           </w:p>
         </w:tc>
@@ -862,7 +862,7 @@
                 <w:sz w:val="18"/>
                 <w:szCs w:val="18"/>
               </w:rPr>
-              <w:t xml:space="preserve">Learners computed reciprocals of rational numbers (1/4, 2/3, 3/8, 5, 0.25) and irrational numbers (√2, π/4) using three methods: long division, mathematical reciprocal tables, and calculators. They recorded and compared results across all three methods in a four-column comparison table. They also observed that the calculator display for irrational reciprocals produces non-terminating, non-repeating decimals.</w:t>
+              <w:t xml:space="preserve">We divided the numerator by the denominator to convert 1/2, 1/4, 1/8, 1/3, 1/6, 1/7, 1/15 and 1/45 into decimals. 1/2 = 0.5, 1/4 = 0.25, 1/8 = 0.125 ended; 1/3 = 0.333..., 1/6 = 0.1666..., 1/7 = 0.142857142857..., 1/15 = 0.0666..., 1/45 = 0.02222... repeated. √2 = 1.41421356... and π = 3.14159265... showed no end and no repeating block.</w:t>
             </w:r>
           </w:p>
         </w:tc>
@@ -894,7 +894,7 @@
                 <w:sz w:val="18"/>
                 <w:szCs w:val="18"/>
               </w:rPr>
-              <w:t xml:space="preserve">The reciprocal of any non-zero real number n is 1/n — it answers the question 'how many of this piece fit into 1 whole?' The reciprocal of a rational number is always rational (e.g. reciprocal of 2/3 is 3/2). The reciprocal of an irrational number is always irrational (e.g. reciprocal of √2 is 1/√2 = √2/2 ≈ 0.7071). All three methods — division, tables, and calculators — yield the same value, with calculators providing the greatest precision. Reciprocals have real-world applications, such as the mandazi seller problem in Kisumu.</w:t>
+              <w:t xml:space="preserve">Rational numbers can be written as a/b (b ≠ 0) and have terminating or recurring decimals; whole numbers are rational (n = n/1) and Ksh 22.50 = 45/2. Irrational numbers such as √2 and π have decimals that never end and never repeat. Rational and irrational numbers together make up the real numbers. Fractions and decimals are two ways of writing the same rational numbers.</w:t>
             </w:r>
           </w:p>
         </w:tc>
@@ -926,7 +926,7 @@
                 <w:sz w:val="18"/>
                 <w:szCs w:val="18"/>
               </w:rPr>
-              <w:t xml:space="preserve">Because we know whether a number is rational or irrational (Lesson 2), we can now predict in advance whether its reciprocal will be neat (a fraction) or messy (an endless non-repeating decimal). This means that for the Nairobi pizza problem: if the slice size is rational, the number of slices that fill the whole is also a rational number — clean and predictable. If the slice size is irrational, the number of slices that fill the whole is also irrational — it exists, but it cannot be expressed as a neat fraction. Knowing a number's type therefore gives us real predictive power about the answers we will get in everyday calculations.</w:t>
+              <w:t xml:space="preserve">One shopping trip at the duka needs whole numbers, fractions and decimals because they are different ways of writing rational numbers for counting, sharing parts and pricing. They are all real numbers. Some numbers like √2 and π are irrational because their decimals never end or repeat, and we still need to find out why √2 goes on forever (DQB 5).</w:t>
             </w:r>
           </w:p>
         </w:tc>
@@ -979,7 +979,7 @@
                 <w:sz w:val="18"/>
                 <w:szCs w:val="18"/>
               </w:rPr>
-              <w:t xml:space="preserve">Rational or Irrational? Placing Real Numbers on the Number Line</w:t>
+              <w:t xml:space="preserve">Why does √2 go on forever? Squaring checks on a square field</w:t>
             </w:r>
           </w:p>
         </w:tc>
@@ -1011,7 +1011,7 @@
                 <w:sz w:val="18"/>
                 <w:szCs w:val="18"/>
               </w:rPr>
-              <w:t xml:space="preserve">Students observed that the decimal expansions of 1÷3 and 3÷4 either terminate or repeat in a predictable pattern, while √2 and π, when displayed on a calculator to 10 decimal places, show no repeating block and no termination. Students also physically placed these numbers on a 1-metre number-line strip, observing that √2 sits between 1 and 2 (closer to 1.4) and π sits between 3 and 4 (closer to 3.14), visually confirming their magnitude even when their exact fractional form is unknowable.</w:t>
+              <w:t xml:space="preserve">We squared 1.414, 1.4142 and 1.415 and got 1.999396, 1.99996164 and 2.002225. The first two are just under 2 and the last is over 2. The side of the square plot of area 2 m² is between 1.4142 and 1.415. √2 = 1.41421356... and the digits do not end or repeat.</w:t>
             </w:r>
           </w:p>
         </w:tc>
@@ -1043,7 +1043,7 @@
                 <w:sz w:val="18"/>
                 <w:szCs w:val="18"/>
               </w:rPr>
-              <w:t xml:space="preserve">Students learned that real numbers are classified as rational (expressible as p/q, integers, q ≠ 0; decimal terminates or repeats) or irrational (cannot be expressed as p/q; decimal never terminates and never repeats). Key examples: 1/3 = 0.333… (rational, repeating), 0.75 (rational, terminating), √2 ≈ 1.41421356… (irrational), π ≈ 3.14159265… (irrational). Students also learned that 22/7, while a common approximation for π, is itself a rational number and is NOT equal to π.</w:t>
+              <w:t xml:space="preserve">No decimal that ends can square to exactly 2, and √2 has no repeating block, so √2 cannot be written as a fraction a/b: it is an irrational number. Rational numbers (whole numbers, fractions, terminating and recurring decimals) and irrational numbers (such as √2 and π) together make up the real numbers.</w:t>
             </w:r>
           </w:p>
         </w:tc>
@@ -1075,7 +1075,7 @@
                 <w:sz w:val="18"/>
                 <w:szCs w:val="18"/>
               </w:rPr>
-              <w:t xml:space="preserve">Students explained the pizza-sharing phenomenon using their new classification: pizza slices described by fractions like 1/4 or 1/8 are rational — a Nairobi baker can label them exactly. Slices whose size is linked to a measurement involving √2 (e.g. the diagonal of a square with side equal to the radius) or to π (arc lengths) are irrational — they exist physically on the pizza but cannot be written as a perfect fraction. The driving question advances: knowing a number's type tells us whether its pizza-slice description is exact or only an approximation.</w:t>
+              <w:t xml:space="preserve">√2 goes on forever because it is irrational: its decimal never ends and never repeats, unlike 1/2 = 0.5 or 1/7 = 0.142857..., which are rational. All the numbers on Achieng's duka trip (3, 15, 1/2, Ksh 22.50) are rational real numbers, and the real-number map now also has a place for irrational numbers such as √2.</w:t>
             </w:r>
           </w:p>
         </w:tc>
@@ -1128,7 +1128,7 @@
                 <w:sz w:val="18"/>
                 <w:szCs w:val="18"/>
               </w:rPr>
-              <w:t xml:space="preserve">Flipping Numbers: Introducing Reciprocals by Division</w:t>
+              <w:t xml:space="preserve">What is a Reciprocal? Sharing, Unit Price and Division</w:t>
             </w:r>
           </w:p>
         </w:tc>
@@ -1160,7 +1160,7 @@
                 <w:sz w:val="18"/>
                 <w:szCs w:val="18"/>
               </w:rPr>
-              <w:t xml:space="preserve">Students used fraction circle manipulatives to physically show how many equal slices fill a whole pizza, then recorded the relationship in a division table for slice sizes 1/3, 1/4, 2/5, and 3/7. They also solved the Amina mandazi scenario (1 kg flour ÷ 2/3 kg per batch) using reciprocal division.</w:t>
+              <w:t xml:space="preserve">We observed that dividing 1 by 2, 4, 8, 6, 15, 45, 1/2 and 2.5 gives 0.5, 0.25, 0.125, 0.1667, 0.0667, 0.02222, 2 and 0.4, and that each number multiplied by its answer gives 1 (for example 6 × 1/6 = 1 and 45 × 1/45 = 1). Also 90 ÷ 6 = 15 = 90 × 1/6.</w:t>
             </w:r>
           </w:p>
         </w:tc>
@@ -1192,7 +1192,7 @@
                 <w:sz w:val="18"/>
                 <w:szCs w:val="18"/>
               </w:rPr>
-              <w:t xml:space="preserve">The reciprocal of a number n is 1 ÷ n (or b/a for a fraction a/b), and it represents how many of that quantity fit into 1 whole. The reciprocal exists for all real numbers — including irrationals like √2 (reciprocal = √2/2) — except zero, which has no reciprocal because division by zero is undefined.</w:t>
+              <w:t xml:space="preserve">The reciprocal of a number n is 1 ÷ n, written 1/n. It is found by division, and n × 1/n = 1. Zero has no reciprocal. Recurring reciprocals such as 1/6 are rounded to 4 d.p. or 4 s.f.</w:t>
             </w:r>
           </w:p>
         </w:tc>
@@ -1224,7 +1224,7 @@
                 <w:sz w:val="18"/>
                 <w:szCs w:val="18"/>
               </w:rPr>
-              <w:t xml:space="preserve">Knowing a number's reciprocal lets us solve everyday division problems in Kenya — such as sharing food equally, adjusting recipes, or measuring quantities in markets — by turning division into multiplication. This works whether the number is rational or irrational, confirming that all real numbers (except zero) behave consistently under this operation, which helps answer why knowing a number's 'type' matters in daily life.</w:t>
+              <w:t xml:space="preserve">Unit price, such as Ksh 15 for one mandazi, is found by dividing the total by the number of items, which is the same as multiplying by the reciprocal (90 × 1/6 = 15). Sharing 1 whole into n equal parts gives 1/n, and n of those parts make 1 again, so reciprocals turn division problems into multiplication.</w:t>
             </w:r>
           </w:p>
         </w:tc>
@@ -1277,7 +1277,7 @@
                 <w:sz w:val="18"/>
                 <w:szCs w:val="18"/>
               </w:rPr>
-              <w:t xml:space="preserve">Applying Reciprocals: Solving Real-World Computation Tasks</w:t>
+              <w:t xml:space="preserve">Reciprocals with Mathematical Tables and Calculators: How Accurate Is Each Tool?</w:t>
             </w:r>
           </w:p>
         </w:tc>
@@ -1309,7 +1309,7 @@
                 <w:sz w:val="18"/>
                 <w:szCs w:val="18"/>
               </w:rPr>
-              <w:t xml:space="preserve">Students observed that computing the reciprocal of a rational number such as 1 divided by 7 gives consistent results across all three methods, while computing the reciprocal of an irrational number such as 1 divided by root 2 gives slightly different approximations depending on the method used. They also observed that root 4, though written with a radical sign, equals 2 and is rational — its reciprocal is exact.</w:t>
+              <w:t xml:space="preserve">We found 1/7, 1/6, 1/45 and 1/2.5 using division, mathematical tables and the calculator 1/x key. Tables gave 1/7 ≈ 0.1429, 1/6 ≈ 0.1667 and 1/45 ≈ 0.02222. The calculator gave 1/7 = 0.142857142... and 1/2.5 = 0.4.</w:t>
             </w:r>
           </w:p>
         </w:tc>
@@ -1341,7 +1341,7 @@
                 <w:sz w:val="18"/>
                 <w:szCs w:val="18"/>
               </w:rPr>
-              <w:t xml:space="preserve">Students learned that all three reciprocal methods are valid but serve different purposes: manual division is always available and exact for rational numbers; mathematical tables are reliable and portable for up to 4-digit rational values; calculators provide fast approximations including for irrational numbers but always round the result. They learned that irrational reciprocals cannot be expressed exactly by any method.</w:t>
+              <w:t xml:space="preserve">Reciprocals can be found by division, from mathematical tables (4 significant figures) and with the calculator 1/x key (more digits). Recurring decimals like 1/7 must be rounded, while 1/2.5 = 0.4 ends exactly. We check with n × 1/n ≈ 1, and we look after the tables and calculators.</w:t>
             </w:r>
           </w:p>
         </w:tc>
@@ -1373,7 +1373,7 @@
                 <w:sz w:val="18"/>
                 <w:szCs w:val="18"/>
               </w:rPr>
-              <w:t xml:space="preserve">Students explained that the choice of reciprocal method depends on three factors — the type of number (rational or irrational), the tools available (calculator, tables, or neither), and the precision required for the real-world task. They connected this back to the pizza phenomenon by explaining that a slice whose size is irrational — like an arc length involving root 2 — can never be expressed as an exact fraction or terminating decimal, only approximated, just as its reciprocal can only be approximated.</w:t>
+              <w:t xml:space="preserve">Mzee Odhiambo can quickly find the unit price of the mandazi, 90 × 1/6 = Ksh 15, because the reciprocal of 6 is 0.1667 (rounded), and the tools give results that are accurate enough for money. The tables give fewer digits than the calculator because 1/6 and 1/7 are recurring decimals that never end, so every tool has to round them.</w:t>
             </w:r>
           </w:p>
         </w:tc>
@@ -1426,7 +1426,7 @@
                 <w:sz w:val="18"/>
                 <w:szCs w:val="18"/>
               </w:rPr>
-              <w:t xml:space="preserve">Final Explanation: Putting It All Together — Real Numbers, Reciprocals, and Everyday Life in Kenya</w:t>
+              <w:t xml:space="preserve">Reciprocals in Speed, Time, Rate and Interest: Answering the Driving Question</w:t>
             </w:r>
           </w:p>
         </w:tc>
@@ -1458,7 +1458,7 @@
                 <w:sz w:val="18"/>
                 <w:szCs w:val="18"/>
               </w:rPr>
-              <w:t xml:space="preserve">Learners observed (across the full unit, reviewed in this lesson): two pizza diagrams — one divided into rational-fraction slices (1/4, 1/3, 1/8) and one where a slice is expressed as an irrational arc length (≈ 0.7071…). They observed fraction circles as manipulatives showing that some divisions produce terminating decimals and others do not. They observed mathematical table outputs for reciprocals of both rational and irrational numbers, and calculator displays showing non-terminating, non-repeating decimals for √2, √3, and π.</w:t>
+              <w:t xml:space="preserve">We observed that a journey of 480 km takes 8 hours at 60 km/h and 6 hours at 80 km/h (480 x 1/60 = 8, 480 x 1/80 = 6), that Wanjiru's Ksh 10 000 at 8% earns Ksh 800 a year and Ksh 400 in 6 months, and that Ksh 2 400 interest takes 2 400 x 1/800 = 3 years. We also saw that the duka unit price 90 / 6 = Ksh 15 is the same as 90 x 1/6.</w:t>
             </w:r>
           </w:p>
         </w:tc>
@@ -1490,7 +1490,7 @@
                 <w:sz w:val="18"/>
                 <w:szCs w:val="18"/>
               </w:rPr>
-              <w:t xml:space="preserve">Learners learned that: real numbers are classified as rational (expressible as p/q, where q ≠ 0) or irrational (non-terminating, non-repeating decimals such as √2, √3, π); the reciprocal of a number n is 1/n, found by division, mathematical tables, or calculator; reciprocals are used to solve division problems (e.g., how many slices fit into a whole); knowing a number's type (rational vs. irrational) predicts whether its reciprocal can be written as a neat fraction; whole numbers are further classified as odd, even, prime, and composite (underpinning the rational/irrational distinction).</w:t>
+              <w:t xml:space="preserve">We learned that real numbers include whole numbers, fractions and decimals (rational numbers) and numbers like sqrt 2 and pi (irrational numbers); that whole numbers are odd, even, prime or composite; that the reciprocal of n is 1/n and n x 1/n = 1; and that reciprocals can be found by division, mathematical tables or the calculator 1/x key.</w:t>
             </w:r>
           </w:p>
         </w:tc>
@@ -1522,7 +1522,7 @@
                 <w:sz w:val="18"/>
                 <w:szCs w:val="18"/>
               </w:rPr>
-              <w:t xml:space="preserve">Learners explained that some pizza slice sizes can be written as exact fractions (rational numbers) because they result from dividing a whole into a countable, finite number of equal parts expressible as p/q. Other slice sizes — such as those involving π or √2 — are irrational: their decimal expansions never terminate and never repeat, so no exact fraction can capture them. The reciprocal tells us how many of one quantity fit into another (e.g., how many slices fill the whole pizza), and this works for both rational and irrational numbers — but the reciprocal of an irrational number is itself irrational. Knowing a number's type helps Kenyans solve real problems: sharing land equally in the Rift Valley, calculating boda-boda fares per shilling in Kisumu, or dividing githeri portions fairly — because it tells you whether an exact fractional answer exists or whether an approximation is the best you can do.</w:t>
+              <w:t xml:space="preserve">We explain that Achieng's one shopping trip needs whole numbers for counting, fractions for parts and decimals for prices because they are different ways of writing real numbers, and that reciprocals are important because they turn division into multiplication in unit price, speed, time, rate and interest problems, so real numbers and reciprocals together describe everyday life.</w:t>
             </w:r>
           </w:p>
         </w:tc>
@@ -1646,7 +1646,7 @@
         </w:rPr>
         <w:t xml:space="preserve">© 2026 SeaVuria and ARES. This work is licensed under a </w:t>
       </w:r>
-      <w:hyperlink w:history="1" r:id="rIds8cyx137quv9v9b4fltqe">
+      <w:hyperlink w:history="1" r:id="rIdzgbat1kpwtflfq7k9zcsc">
         <w:r>
           <w:rPr>
             <w:rFonts w:ascii="Arial" w:cs="Arial" w:eastAsia="Arial" w:hAnsi="Arial"/>
@@ -1666,7 +1666,7 @@
         </w:rPr>
         <w:t xml:space="preserve"> (</w:t>
       </w:r>
-      <w:hyperlink w:history="1" r:id="rId2umz0z8zk6s2ibq6_vsh8">
+      <w:hyperlink w:history="1" r:id="rIdr4l3n3g4_dc0qxmouxsev">
         <w:r>
           <w:rPr>
             <w:rFonts w:ascii="Arial" w:cs="Arial" w:eastAsia="Arial" w:hAnsi="Arial"/>
@@ -1686,7 +1686,7 @@
         </w:rPr>
         <w:t xml:space="preserve">). To view a copy of this license, visit </w:t>
       </w:r>
-      <w:hyperlink w:history="1" r:id="rIdsjtkoc8hxl0kivxwhmmgi">
+      <w:hyperlink w:history="1" r:id="rIdytimditq0pyovj19esxfw">
         <w:r>
           <w:rPr>
             <w:rFonts w:ascii="Arial" w:cs="Arial" w:eastAsia="Arial" w:hAnsi="Arial"/>

--- a/data/outputs/v2/Maths/SS1.1_Real_Numbers/Mathematics_Real_Numbers_SummaryTable.docx
+++ b/data/outputs/v2/Maths/SS1.1_Real_Numbers/Mathematics_Real_Numbers_SummaryTable.docx
@@ -4,6 +4,7 @@
   <w:body>
     <w:p>
       <w:pPr>
+        <w:keepNext w:val="false"/>
         <w:spacing w:after="30" w:before="0"/>
         <w:jc w:val="center"/>
       </w:pPr>
@@ -23,6 +24,7 @@
     </w:p>
     <w:p>
       <w:pPr>
+        <w:keepNext w:val="false"/>
         <w:spacing w:after="60" w:before="0"/>
         <w:jc w:val="center"/>
       </w:pPr>
@@ -81,6 +83,7 @@
           </w:tcPr>
           <w:p>
             <w:pPr>
+              <w:keepNext w:val="false"/>
               <w:spacing w:after="40" w:before="0"/>
               <w:jc w:val="center"/>
             </w:pPr>
@@ -115,6 +118,7 @@
           </w:tcPr>
           <w:p>
             <w:pPr>
+              <w:keepNext w:val="false"/>
               <w:spacing w:after="40" w:before="0"/>
               <w:jc w:val="left"/>
             </w:pPr>
@@ -147,6 +151,7 @@
           </w:tcPr>
           <w:p>
             <w:pPr>
+              <w:keepNext w:val="false"/>
               <w:spacing w:after="40" w:before="0"/>
               <w:jc w:val="left"/>
             </w:pPr>
@@ -181,6 +186,7 @@
           </w:tcPr>
           <w:p>
             <w:pPr>
+              <w:keepNext w:val="false"/>
               <w:spacing w:after="40" w:before="0"/>
               <w:jc w:val="left"/>
             </w:pPr>
@@ -213,6 +219,7 @@
           </w:tcPr>
           <w:p>
             <w:pPr>
+              <w:keepNext w:val="false"/>
               <w:spacing w:after="40" w:before="0"/>
               <w:jc w:val="left"/>
             </w:pPr>
@@ -273,6 +280,7 @@
           </w:tcPr>
           <w:p>
             <w:pPr>
+              <w:keepNext w:val="false"/>
               <w:spacing w:after="40" w:before="0"/>
               <w:jc w:val="center"/>
             </w:pPr>
@@ -307,6 +315,7 @@
           </w:tcPr>
           <w:p>
             <w:pPr>
+              <w:keepNext w:val="false"/>
               <w:spacing w:after="40" w:before="0"/>
               <w:jc w:val="left"/>
             </w:pPr>
@@ -369,6 +378,7 @@
           </w:tcPr>
           <w:p>
             <w:pPr>
+              <w:keepNext w:val="false"/>
               <w:spacing w:after="40" w:before="0"/>
               <w:jc w:val="left"/>
             </w:pPr>
@@ -401,6 +411,7 @@
           </w:tcPr>
           <w:p>
             <w:pPr>
+              <w:keepNext w:val="false"/>
               <w:spacing w:after="40" w:before="0"/>
               <w:jc w:val="left"/>
             </w:pPr>
@@ -433,6 +444,7 @@
           </w:tcPr>
           <w:p>
             <w:pPr>
+              <w:keepNext w:val="false"/>
               <w:spacing w:after="40" w:before="0"/>
               <w:jc w:val="left"/>
             </w:pPr>
@@ -465,6 +477,7 @@
           </w:tcPr>
           <w:p>
             <w:pPr>
+              <w:keepNext w:val="false"/>
               <w:spacing w:after="40" w:before="0"/>
               <w:jc w:val="left"/>
             </w:pPr>
@@ -499,6 +512,7 @@
           </w:tcPr>
           <w:p>
             <w:pPr>
+              <w:keepNext w:val="false"/>
               <w:spacing w:after="40" w:before="0"/>
               <w:jc w:val="left"/>
             </w:pPr>
@@ -518,6 +532,7 @@
           </w:p>
           <w:p>
             <w:pPr>
+              <w:keepNext w:val="false"/>
               <w:spacing w:after="40" w:before="0"/>
               <w:jc w:val="left"/>
             </w:pPr>
@@ -550,6 +565,7 @@
           </w:tcPr>
           <w:p>
             <w:pPr>
+              <w:keepNext w:val="false"/>
               <w:spacing w:after="40" w:before="0"/>
               <w:jc w:val="left"/>
             </w:pPr>
@@ -582,6 +598,7 @@
           </w:tcPr>
           <w:p>
             <w:pPr>
+              <w:keepNext w:val="false"/>
               <w:spacing w:after="40" w:before="0"/>
               <w:jc w:val="left"/>
             </w:pPr>
@@ -614,6 +631,7 @@
           </w:tcPr>
           <w:p>
             <w:pPr>
+              <w:keepNext w:val="false"/>
               <w:spacing w:after="40" w:before="0"/>
               <w:jc w:val="left"/>
             </w:pPr>
@@ -648,6 +666,7 @@
           </w:tcPr>
           <w:p>
             <w:pPr>
+              <w:keepNext w:val="false"/>
               <w:spacing w:after="40" w:before="0"/>
               <w:jc w:val="left"/>
             </w:pPr>
@@ -667,6 +686,7 @@
           </w:p>
           <w:p>
             <w:pPr>
+              <w:keepNext w:val="false"/>
               <w:spacing w:after="40" w:before="0"/>
               <w:jc w:val="left"/>
             </w:pPr>
@@ -699,6 +719,7 @@
           </w:tcPr>
           <w:p>
             <w:pPr>
+              <w:keepNext w:val="false"/>
               <w:spacing w:after="40" w:before="0"/>
               <w:jc w:val="left"/>
             </w:pPr>
@@ -731,6 +752,7 @@
           </w:tcPr>
           <w:p>
             <w:pPr>
+              <w:keepNext w:val="false"/>
               <w:spacing w:after="40" w:before="0"/>
               <w:jc w:val="left"/>
             </w:pPr>
@@ -763,6 +785,7 @@
           </w:tcPr>
           <w:p>
             <w:pPr>
+              <w:keepNext w:val="false"/>
               <w:spacing w:after="40" w:before="0"/>
               <w:jc w:val="left"/>
             </w:pPr>
@@ -797,6 +820,7 @@
           </w:tcPr>
           <w:p>
             <w:pPr>
+              <w:keepNext w:val="false"/>
               <w:spacing w:after="40" w:before="0"/>
               <w:jc w:val="left"/>
             </w:pPr>
@@ -816,6 +840,7 @@
           </w:p>
           <w:p>
             <w:pPr>
+              <w:keepNext w:val="false"/>
               <w:spacing w:after="40" w:before="0"/>
               <w:jc w:val="left"/>
             </w:pPr>
@@ -848,6 +873,7 @@
           </w:tcPr>
           <w:p>
             <w:pPr>
+              <w:keepNext w:val="false"/>
               <w:spacing w:after="40" w:before="0"/>
               <w:jc w:val="left"/>
             </w:pPr>
@@ -880,6 +906,7 @@
           </w:tcPr>
           <w:p>
             <w:pPr>
+              <w:keepNext w:val="false"/>
               <w:spacing w:after="40" w:before="0"/>
               <w:jc w:val="left"/>
             </w:pPr>
@@ -912,6 +939,7 @@
           </w:tcPr>
           <w:p>
             <w:pPr>
+              <w:keepNext w:val="false"/>
               <w:spacing w:after="40" w:before="0"/>
               <w:jc w:val="left"/>
             </w:pPr>
@@ -946,6 +974,7 @@
           </w:tcPr>
           <w:p>
             <w:pPr>
+              <w:keepNext w:val="false"/>
               <w:spacing w:after="40" w:before="0"/>
               <w:jc w:val="left"/>
             </w:pPr>
@@ -965,6 +994,7 @@
           </w:p>
           <w:p>
             <w:pPr>
+              <w:keepNext w:val="false"/>
               <w:spacing w:after="40" w:before="0"/>
               <w:jc w:val="left"/>
             </w:pPr>
@@ -997,6 +1027,7 @@
           </w:tcPr>
           <w:p>
             <w:pPr>
+              <w:keepNext w:val="false"/>
               <w:spacing w:after="40" w:before="0"/>
               <w:jc w:val="left"/>
             </w:pPr>
@@ -1029,6 +1060,7 @@
           </w:tcPr>
           <w:p>
             <w:pPr>
+              <w:keepNext w:val="false"/>
               <w:spacing w:after="40" w:before="0"/>
               <w:jc w:val="left"/>
             </w:pPr>
@@ -1061,6 +1093,7 @@
           </w:tcPr>
           <w:p>
             <w:pPr>
+              <w:keepNext w:val="false"/>
               <w:spacing w:after="40" w:before="0"/>
               <w:jc w:val="left"/>
             </w:pPr>
@@ -1095,6 +1128,7 @@
           </w:tcPr>
           <w:p>
             <w:pPr>
+              <w:keepNext w:val="false"/>
               <w:spacing w:after="40" w:before="0"/>
               <w:jc w:val="left"/>
             </w:pPr>
@@ -1114,6 +1148,7 @@
           </w:p>
           <w:p>
             <w:pPr>
+              <w:keepNext w:val="false"/>
               <w:spacing w:after="40" w:before="0"/>
               <w:jc w:val="left"/>
             </w:pPr>
@@ -1146,6 +1181,7 @@
           </w:tcPr>
           <w:p>
             <w:pPr>
+              <w:keepNext w:val="false"/>
               <w:spacing w:after="40" w:before="0"/>
               <w:jc w:val="left"/>
             </w:pPr>
@@ -1178,6 +1214,7 @@
           </w:tcPr>
           <w:p>
             <w:pPr>
+              <w:keepNext w:val="false"/>
               <w:spacing w:after="40" w:before="0"/>
               <w:jc w:val="left"/>
             </w:pPr>
@@ -1210,6 +1247,7 @@
           </w:tcPr>
           <w:p>
             <w:pPr>
+              <w:keepNext w:val="false"/>
               <w:spacing w:after="40" w:before="0"/>
               <w:jc w:val="left"/>
             </w:pPr>
@@ -1244,6 +1282,7 @@
           </w:tcPr>
           <w:p>
             <w:pPr>
+              <w:keepNext w:val="false"/>
               <w:spacing w:after="40" w:before="0"/>
               <w:jc w:val="left"/>
             </w:pPr>
@@ -1263,6 +1302,7 @@
           </w:p>
           <w:p>
             <w:pPr>
+              <w:keepNext w:val="false"/>
               <w:spacing w:after="40" w:before="0"/>
               <w:jc w:val="left"/>
             </w:pPr>
@@ -1295,6 +1335,7 @@
           </w:tcPr>
           <w:p>
             <w:pPr>
+              <w:keepNext w:val="false"/>
               <w:spacing w:after="40" w:before="0"/>
               <w:jc w:val="left"/>
             </w:pPr>
@@ -1327,6 +1368,7 @@
           </w:tcPr>
           <w:p>
             <w:pPr>
+              <w:keepNext w:val="false"/>
               <w:spacing w:after="40" w:before="0"/>
               <w:jc w:val="left"/>
             </w:pPr>
@@ -1359,6 +1401,7 @@
           </w:tcPr>
           <w:p>
             <w:pPr>
+              <w:keepNext w:val="false"/>
               <w:spacing w:after="40" w:before="0"/>
               <w:jc w:val="left"/>
             </w:pPr>
@@ -1393,6 +1436,7 @@
           </w:tcPr>
           <w:p>
             <w:pPr>
+              <w:keepNext w:val="false"/>
               <w:spacing w:after="40" w:before="0"/>
               <w:jc w:val="left"/>
             </w:pPr>
@@ -1412,6 +1456,7 @@
           </w:p>
           <w:p>
             <w:pPr>
+              <w:keepNext w:val="false"/>
               <w:spacing w:after="40" w:before="0"/>
               <w:jc w:val="left"/>
             </w:pPr>
@@ -1444,6 +1489,7 @@
           </w:tcPr>
           <w:p>
             <w:pPr>
+              <w:keepNext w:val="false"/>
               <w:spacing w:after="40" w:before="0"/>
               <w:jc w:val="left"/>
             </w:pPr>
@@ -1476,6 +1522,7 @@
           </w:tcPr>
           <w:p>
             <w:pPr>
+              <w:keepNext w:val="false"/>
               <w:spacing w:after="40" w:before="0"/>
               <w:jc w:val="left"/>
             </w:pPr>
@@ -1508,6 +1555,7 @@
           </w:tcPr>
           <w:p>
             <w:pPr>
+              <w:keepNext w:val="false"/>
               <w:spacing w:after="40" w:before="0"/>
               <w:jc w:val="left"/>
             </w:pPr>
@@ -1646,7 +1694,7 @@
         </w:rPr>
         <w:t xml:space="preserve">© 2026 SeaVuria and ARES. This work is licensed under a </w:t>
       </w:r>
-      <w:hyperlink w:history="1" r:id="rIdzgbat1kpwtflfq7k9zcsc">
+      <w:hyperlink w:history="1" r:id="rIdvph91uf9imebo7echmxow">
         <w:r>
           <w:rPr>
             <w:rFonts w:ascii="Arial" w:cs="Arial" w:eastAsia="Arial" w:hAnsi="Arial"/>
@@ -1666,7 +1714,7 @@
         </w:rPr>
         <w:t xml:space="preserve"> (</w:t>
       </w:r>
-      <w:hyperlink w:history="1" r:id="rIdr4l3n3g4_dc0qxmouxsev">
+      <w:hyperlink w:history="1" r:id="rIdmjom9arn7swood5fa1xd_">
         <w:r>
           <w:rPr>
             <w:rFonts w:ascii="Arial" w:cs="Arial" w:eastAsia="Arial" w:hAnsi="Arial"/>
@@ -1686,7 +1734,7 @@
         </w:rPr>
         <w:t xml:space="preserve">). To view a copy of this license, visit </w:t>
       </w:r>
-      <w:hyperlink w:history="1" r:id="rIdytimditq0pyovj19esxfw">
+      <w:hyperlink w:history="1" r:id="rIdidco-j1cc8n2jkzwn_tn8">
         <w:r>
           <w:rPr>
             <w:rFonts w:ascii="Arial" w:cs="Arial" w:eastAsia="Arial" w:hAnsi="Arial"/>

--- a/data/outputs/v2/Maths/SS1.1_Real_Numbers/Mathematics_Real_Numbers_SummaryTable.docx
+++ b/data/outputs/v2/Maths/SS1.1_Real_Numbers/Mathematics_Real_Numbers_SummaryTable.docx
@@ -1694,7 +1694,7 @@
         </w:rPr>
         <w:t xml:space="preserve">© 2026 SeaVuria and ARES. This work is licensed under a </w:t>
       </w:r>
-      <w:hyperlink w:history="1" r:id="rIdvph91uf9imebo7echmxow">
+      <w:hyperlink w:history="1" r:id="rId_xoemglnoc1l0p7uu4ie-">
         <w:r>
           <w:rPr>
             <w:rFonts w:ascii="Arial" w:cs="Arial" w:eastAsia="Arial" w:hAnsi="Arial"/>
@@ -1714,7 +1714,7 @@
         </w:rPr>
         <w:t xml:space="preserve"> (</w:t>
       </w:r>
-      <w:hyperlink w:history="1" r:id="rIdmjom9arn7swood5fa1xd_">
+      <w:hyperlink w:history="1" r:id="rIdbqszt7ecy2xcc1zma_s6y">
         <w:r>
           <w:rPr>
             <w:rFonts w:ascii="Arial" w:cs="Arial" w:eastAsia="Arial" w:hAnsi="Arial"/>
@@ -1734,7 +1734,7 @@
         </w:rPr>
         <w:t xml:space="preserve">). To view a copy of this license, visit </w:t>
       </w:r>
-      <w:hyperlink w:history="1" r:id="rIdidco-j1cc8n2jkzwn_tn8">
+      <w:hyperlink w:history="1" r:id="rIdt84eai7rh-rn7vcot6vsv">
         <w:r>
           <w:rPr>
             <w:rFonts w:ascii="Arial" w:cs="Arial" w:eastAsia="Arial" w:hAnsi="Arial"/>
